--- a/Coding 2 - year/Unit 5 - Sorting Searching & Recursion/Daily Lesson Plans/Word/Day 12.docx
+++ b/Coding 2 - year/Unit 5 - Sorting Searching & Recursion/Daily Lesson Plans/Word/Day 12.docx
@@ -50,12 +50,15 @@
               </w:rPr>
               <w:t xml:space="preserve">Coding II — Full Year</w:t>
             </w:r>
-          </w:p>
-          <w:p>
-            <w:pPr>
-              <w:spacing w:before="40"/>
-              <w:jc w:val="center"/>
-            </w:pPr>
+            <w:r>
+              <w:rPr>
+                <w:rFonts w:ascii="Arial" w:cs="Arial" w:eastAsia="Arial" w:hAnsi="Arial"/>
+                <w:sz w:val="16"/>
+                <w:szCs w:val="16"/>
+              </w:rPr>
+              <w:br/>
+              <w:t xml:space="preserve"/>
+            </w:r>
             <w:r>
               <w:rPr>
                 <w:rFonts w:ascii="Arial" w:cs="Arial" w:eastAsia="Arial" w:hAnsi="Arial"/>
@@ -83,7 +86,7 @@
           <w:rFonts w:ascii="Arial" w:cs="Arial" w:eastAsia="Arial" w:hAnsi="Arial"/>
           <w:b/>
           <w:bCs/>
-          <w:color w:val="0D3B1F"/>
+          <w:color w:val="1B7A4A"/>
           <w:sz w:val="32"/>
           <w:szCs w:val="32"/>
         </w:rPr>
@@ -261,9 +264,9 @@
               <w:right w:val="single" w:color="CCCCCC" w:sz="1"/>
             </w:tcBorders>
             <w:tcMar>
-              <w:top w:type="dxa" w:w="60"/>
+              <w:top w:type="dxa" w:w="80"/>
               <w:left w:type="dxa" w:w="120"/>
-              <w:bottom w:type="dxa" w:w="60"/>
+              <w:bottom w:type="dxa" w:w="80"/>
               <w:right w:type="dxa" w:w="120"/>
             </w:tcMar>
           </w:tcPr>
@@ -290,20 +293,213 @@
               <w:right w:val="single" w:color="CCCCCC" w:sz="1"/>
             </w:tcBorders>
             <w:tcMar>
-              <w:top w:type="dxa" w:w="60"/>
+              <w:top w:type="dxa" w:w="80"/>
               <w:left w:type="dxa" w:w="120"/>
-              <w:bottom w:type="dxa" w:w="60"/>
+              <w:bottom w:type="dxa" w:w="80"/>
               <w:right w:type="dxa" w:w="120"/>
             </w:tcMar>
           </w:tcPr>
           <w:p>
-            <w:r>
-              <w:rPr>
-                <w:rFonts w:ascii="Arial" w:cs="Arial" w:eastAsia="Arial" w:hAnsi="Arial"/>
-                <w:sz w:val="20"/>
-                <w:szCs w:val="20"/>
+            <w:pPr>
+              <w:spacing w:after="80" w:before="80"/>
+            </w:pPr>
+            <w:r>
+              <w:rPr>
+                <w:rFonts w:ascii="Arial" w:cs="Arial" w:eastAsia="Arial" w:hAnsi="Arial"/>
+                <w:b/>
+                <w:bCs/>
+                <w:i w:val="false"/>
+                <w:iCs w:val="false"/>
+                <w:color w:val="000000"/>
+                <w:sz w:val="22"/>
+                <w:szCs w:val="22"/>
               </w:rPr>
               <w:t xml:space="preserve">Bell Ringer / Review</w:t>
+            </w:r>
+            <w:r>
+              <w:rPr>
+                <w:rFonts w:ascii="Arial" w:cs="Arial" w:eastAsia="Arial" w:hAnsi="Arial"/>
+                <w:sz w:val="20"/>
+                <w:szCs w:val="20"/>
+              </w:rPr>
+              <w:br/>
+              <w:t xml:space="preserve"/>
+            </w:r>
+            <w:r>
+              <w:rPr>
+                <w:rFonts w:ascii="Arial" w:cs="Arial" w:eastAsia="Arial" w:hAnsi="Arial"/>
+                <w:sz w:val="20"/>
+                <w:szCs w:val="20"/>
+              </w:rPr>
+              <w:br/>
+              <w:t xml:space="preserve"/>
+            </w:r>
+            <w:r>
+              <w:rPr>
+                <w:rFonts w:ascii="Arial" w:cs="Arial" w:eastAsia="Arial" w:hAnsi="Arial"/>
+                <w:b/>
+                <w:bCs/>
+                <w:i w:val="false"/>
+                <w:iCs w:val="false"/>
+                <w:color w:val="000000"/>
+                <w:sz w:val="20"/>
+                <w:szCs w:val="20"/>
+              </w:rPr>
+              <w:t xml:space="preserve">Quick Write </w:t>
+            </w:r>
+            <w:r>
+              <w:rPr>
+                <w:rFonts w:ascii="Arial" w:cs="Arial" w:eastAsia="Arial" w:hAnsi="Arial"/>
+                <w:b w:val="false"/>
+                <w:bCs w:val="false"/>
+                <w:i w:val="false"/>
+                <w:iCs w:val="false"/>
+                <w:color w:val="000000"/>
+                <w:sz w:val="20"/>
+                <w:szCs w:val="20"/>
+              </w:rPr>
+              <w:t xml:space="preserve">(3 min — written or verbal):</w:t>
+            </w:r>
+            <w:r>
+              <w:rPr>
+                <w:rFonts w:ascii="Arial" w:cs="Arial" w:eastAsia="Arial" w:hAnsi="Arial"/>
+                <w:sz w:val="20"/>
+                <w:szCs w:val="20"/>
+              </w:rPr>
+              <w:br/>
+              <w:t xml:space="preserve"/>
+            </w:r>
+            <w:r>
+              <w:rPr>
+                <w:rFonts w:ascii="Arial" w:cs="Arial" w:eastAsia="Arial" w:hAnsi="Arial"/>
+                <w:b w:val="false"/>
+                <w:bCs w:val="false"/>
+                <w:i w:val="false"/>
+                <w:iCs w:val="false"/>
+                <w:color w:val="000000"/>
+                <w:sz w:val="20"/>
+                <w:szCs w:val="20"/>
+              </w:rPr>
+              <w:t xml:space="preserve">    In your own words: Choose the right sorting algorithm based on data size, current order, and performance needs?</w:t>
+            </w:r>
+            <w:r>
+              <w:rPr>
+                <w:rFonts w:ascii="Arial" w:cs="Arial" w:eastAsia="Arial" w:hAnsi="Arial"/>
+                <w:sz w:val="20"/>
+                <w:szCs w:val="20"/>
+              </w:rPr>
+              <w:br/>
+              <w:t xml:space="preserve"/>
+            </w:r>
+            <w:r>
+              <w:rPr>
+                <w:rFonts w:ascii="Arial" w:cs="Arial" w:eastAsia="Arial" w:hAnsi="Arial"/>
+                <w:sz w:val="20"/>
+                <w:szCs w:val="20"/>
+              </w:rPr>
+              <w:br/>
+              <w:t xml:space="preserve"/>
+            </w:r>
+            <w:r>
+              <w:rPr>
+                <w:rFonts w:ascii="Arial" w:cs="Arial" w:eastAsia="Arial" w:hAnsi="Arial"/>
+                <w:b/>
+                <w:bCs/>
+                <w:i w:val="false"/>
+                <w:iCs w:val="false"/>
+                <w:color w:val="000000"/>
+                <w:sz w:val="20"/>
+                <w:szCs w:val="20"/>
+              </w:rPr>
+              <w:t xml:space="preserve">Vocabulary Preview — </w:t>
+            </w:r>
+            <w:r>
+              <w:rPr>
+                <w:rFonts w:ascii="Arial" w:cs="Arial" w:eastAsia="Arial" w:hAnsi="Arial"/>
+                <w:b w:val="false"/>
+                <w:bCs w:val="false"/>
+                <w:i w:val="false"/>
+                <w:iCs w:val="false"/>
+                <w:color w:val="000000"/>
+                <w:sz w:val="20"/>
+                <w:szCs w:val="20"/>
+              </w:rPr>
+              <w:t xml:space="preserve">terms we'll use today:</w:t>
+            </w:r>
+            <w:r>
+              <w:rPr>
+                <w:rFonts w:ascii="Arial" w:cs="Arial" w:eastAsia="Arial" w:hAnsi="Arial"/>
+                <w:sz w:val="20"/>
+                <w:szCs w:val="20"/>
+              </w:rPr>
+              <w:br/>
+              <w:t xml:space="preserve"/>
+            </w:r>
+            <w:r>
+              <w:rPr>
+                <w:rFonts w:ascii="Arial" w:cs="Arial" w:eastAsia="Arial" w:hAnsi="Arial"/>
+                <w:b w:val="false"/>
+                <w:bCs w:val="false"/>
+                <w:i w:val="false"/>
+                <w:iCs w:val="false"/>
+                <w:color w:val="000000"/>
+                <w:sz w:val="20"/>
+                <w:szCs w:val="20"/>
+              </w:rPr>
+              <w:t xml:space="preserve">    • Algorithm Selection Criteria   •   Input size   •   Current order   •   Memory   •   Stability   •   Speed</w:t>
+            </w:r>
+            <w:r>
+              <w:rPr>
+                <w:rFonts w:ascii="Arial" w:cs="Arial" w:eastAsia="Arial" w:hAnsi="Arial"/>
+                <w:sz w:val="20"/>
+                <w:szCs w:val="20"/>
+              </w:rPr>
+              <w:br/>
+              <w:t xml:space="preserve"/>
+            </w:r>
+            <w:r>
+              <w:rPr>
+                <w:rFonts w:ascii="Arial" w:cs="Arial" w:eastAsia="Arial" w:hAnsi="Arial"/>
+                <w:sz w:val="20"/>
+                <w:szCs w:val="20"/>
+              </w:rPr>
+              <w:br/>
+              <w:t xml:space="preserve"/>
+            </w:r>
+            <w:r>
+              <w:rPr>
+                <w:rFonts w:ascii="Arial" w:cs="Arial" w:eastAsia="Arial" w:hAnsi="Arial"/>
+                <w:b w:val="false"/>
+                <w:bCs w:val="false"/>
+                <w:i/>
+                <w:iCs/>
+                <w:color w:val="444444"/>
+                <w:sz w:val="20"/>
+                <w:szCs w:val="20"/>
+              </w:rPr>
+              <w:t xml:space="preserve">Today's Goal: By the end of class you will be able to choose the right sorting algorithm based on data size, current order, and performance needs.</w:t>
+            </w:r>
+            <w:r>
+              <w:rPr>
+                <w:rFonts w:ascii="Arial" w:cs="Arial" w:eastAsia="Arial" w:hAnsi="Arial"/>
+                <w:sz w:val="20"/>
+                <w:szCs w:val="20"/>
+              </w:rPr>
+              <w:br/>
+              <w:t xml:space="preserve"/>
+            </w:r>
+            <w:r>
+              <w:rPr>
+                <w:rFonts w:ascii="Arial" w:cs="Arial" w:eastAsia="Arial" w:hAnsi="Arial"/>
+                <w:b w:val="false"/>
+                <w:bCs w:val="false"/>
+                <w:i/>
+                <w:iCs/>
+                <w:color w:val="555555"/>
+                <w:sz w:val="20"/>
+                <w:szCs w:val="20"/>
+              </w:rPr>
+              <w:t xml:space="preserve">→ Pair-share your response, then 2–3 students share with the class.</w:t>
             </w:r>
           </w:p>
         </w:tc>
@@ -319,9 +515,9 @@
               <w:right w:val="single" w:color="CCCCCC" w:sz="1"/>
             </w:tcBorders>
             <w:tcMar>
-              <w:top w:type="dxa" w:w="60"/>
+              <w:top w:type="dxa" w:w="80"/>
               <w:left w:type="dxa" w:w="120"/>
-              <w:bottom w:type="dxa" w:w="60"/>
+              <w:bottom w:type="dxa" w:w="80"/>
               <w:right w:type="dxa" w:w="120"/>
             </w:tcMar>
           </w:tcPr>
@@ -348,20 +544,261 @@
               <w:right w:val="single" w:color="CCCCCC" w:sz="1"/>
             </w:tcBorders>
             <w:tcMar>
-              <w:top w:type="dxa" w:w="60"/>
+              <w:top w:type="dxa" w:w="80"/>
               <w:left w:type="dxa" w:w="120"/>
-              <w:bottom w:type="dxa" w:w="60"/>
+              <w:bottom w:type="dxa" w:w="80"/>
               <w:right w:type="dxa" w:w="120"/>
             </w:tcMar>
           </w:tcPr>
           <w:p>
-            <w:r>
-              <w:rPr>
-                <w:rFonts w:ascii="Arial" w:cs="Arial" w:eastAsia="Arial" w:hAnsi="Arial"/>
-                <w:sz w:val="20"/>
-                <w:szCs w:val="20"/>
-              </w:rPr>
-              <w:t xml:space="preserve">Mini Lesson: Insertion Sort &amp; When to Use Each Algorithm</w:t>
+            <w:pPr>
+              <w:spacing w:after="80" w:before="80"/>
+            </w:pPr>
+            <w:r>
+              <w:rPr>
+                <w:rFonts w:ascii="Arial" w:cs="Arial" w:eastAsia="Arial" w:hAnsi="Arial"/>
+                <w:b/>
+                <w:bCs/>
+                <w:i w:val="false"/>
+                <w:iCs w:val="false"/>
+                <w:color w:val="000000"/>
+                <w:sz w:val="22"/>
+                <w:szCs w:val="22"/>
+              </w:rPr>
+              <w:t xml:space="preserve">Mini Lesson: </w:t>
+            </w:r>
+            <w:r>
+              <w:rPr>
+                <w:rFonts w:ascii="Arial" w:cs="Arial" w:eastAsia="Arial" w:hAnsi="Arial"/>
+                <w:b w:val="false"/>
+                <w:bCs w:val="false"/>
+                <w:i w:val="false"/>
+                <w:iCs w:val="false"/>
+                <w:color w:val="000000"/>
+                <w:sz w:val="22"/>
+                <w:szCs w:val="22"/>
+              </w:rPr>
+              <w:t xml:space="preserve">Insertion Sort &amp; When to Use Each Algorithm</w:t>
+            </w:r>
+            <w:r>
+              <w:rPr>
+                <w:rFonts w:ascii="Arial" w:cs="Arial" w:eastAsia="Arial" w:hAnsi="Arial"/>
+                <w:sz w:val="20"/>
+                <w:szCs w:val="20"/>
+              </w:rPr>
+              <w:br/>
+              <w:t xml:space="preserve"/>
+            </w:r>
+            <w:r>
+              <w:rPr>
+                <w:rFonts w:ascii="Arial" w:cs="Arial" w:eastAsia="Arial" w:hAnsi="Arial"/>
+                <w:sz w:val="20"/>
+                <w:szCs w:val="20"/>
+              </w:rPr>
+              <w:br/>
+              <w:t xml:space="preserve"/>
+            </w:r>
+            <w:r>
+              <w:rPr>
+                <w:rFonts w:ascii="Arial" w:cs="Arial" w:eastAsia="Arial" w:hAnsi="Arial"/>
+                <w:b/>
+                <w:bCs/>
+                <w:i/>
+                <w:iCs/>
+                <w:color w:val="000000"/>
+                <w:sz w:val="20"/>
+                <w:szCs w:val="20"/>
+              </w:rPr>
+              <w:t xml:space="preserve">Learning Target: </w:t>
+            </w:r>
+            <w:r>
+              <w:rPr>
+                <w:rFonts w:ascii="Arial" w:cs="Arial" w:eastAsia="Arial" w:hAnsi="Arial"/>
+                <w:b w:val="false"/>
+                <w:bCs w:val="false"/>
+                <w:i/>
+                <w:iCs/>
+                <w:color w:val="333333"/>
+                <w:sz w:val="20"/>
+                <w:szCs w:val="20"/>
+              </w:rPr>
+              <w:t xml:space="preserve">I can choose the right sorting algorithm based on data size, current order, and performance needs.</w:t>
+            </w:r>
+            <w:r>
+              <w:rPr>
+                <w:rFonts w:ascii="Arial" w:cs="Arial" w:eastAsia="Arial" w:hAnsi="Arial"/>
+                <w:sz w:val="20"/>
+                <w:szCs w:val="20"/>
+              </w:rPr>
+              <w:br/>
+              <w:t xml:space="preserve"/>
+            </w:r>
+            <w:r>
+              <w:rPr>
+                <w:rFonts w:ascii="Arial" w:cs="Arial" w:eastAsia="Arial" w:hAnsi="Arial"/>
+                <w:sz w:val="20"/>
+                <w:szCs w:val="20"/>
+              </w:rPr>
+              <w:br/>
+              <w:t xml:space="preserve"/>
+            </w:r>
+            <w:r>
+              <w:rPr>
+                <w:rFonts w:ascii="Arial" w:cs="Arial" w:eastAsia="Arial" w:hAnsi="Arial"/>
+                <w:b w:val="false"/>
+                <w:bCs w:val="false"/>
+                <w:i w:val="false"/>
+                <w:iCs w:val="false"/>
+                <w:color w:val="000000"/>
+                <w:sz w:val="20"/>
+                <w:szCs w:val="20"/>
+              </w:rPr>
+              <w:t xml:space="preserve">1. Input size: Small (&lt; 100) vs. large (&gt; 1000)</w:t>
+            </w:r>
+            <w:r>
+              <w:rPr>
+                <w:rFonts w:ascii="Arial" w:cs="Arial" w:eastAsia="Arial" w:hAnsi="Arial"/>
+                <w:sz w:val="20"/>
+                <w:szCs w:val="20"/>
+              </w:rPr>
+              <w:br/>
+              <w:t xml:space="preserve"/>
+            </w:r>
+            <w:r>
+              <w:rPr>
+                <w:rFonts w:ascii="Arial" w:cs="Arial" w:eastAsia="Arial" w:hAnsi="Arial"/>
+                <w:b w:val="false"/>
+                <w:bCs w:val="false"/>
+                <w:i w:val="false"/>
+                <w:iCs w:val="false"/>
+                <w:color w:val="000000"/>
+                <w:sz w:val="20"/>
+                <w:szCs w:val="20"/>
+              </w:rPr>
+              <w:t xml:space="preserve">2. Current order: Sorted, reversed, or random</w:t>
+            </w:r>
+            <w:r>
+              <w:rPr>
+                <w:rFonts w:ascii="Arial" w:cs="Arial" w:eastAsia="Arial" w:hAnsi="Arial"/>
+                <w:sz w:val="20"/>
+                <w:szCs w:val="20"/>
+              </w:rPr>
+              <w:br/>
+              <w:t xml:space="preserve"/>
+            </w:r>
+            <w:r>
+              <w:rPr>
+                <w:rFonts w:ascii="Arial" w:cs="Arial" w:eastAsia="Arial" w:hAnsi="Arial"/>
+                <w:sz w:val="20"/>
+                <w:szCs w:val="20"/>
+              </w:rPr>
+              <w:br/>
+              <w:t xml:space="preserve"/>
+            </w:r>
+            <w:r>
+              <w:rPr>
+                <w:rFonts w:ascii="Arial" w:cs="Arial" w:eastAsia="Arial" w:hAnsi="Arial"/>
+                <w:b/>
+                <w:bCs/>
+                <w:i w:val="false"/>
+                <w:iCs w:val="false"/>
+                <w:color w:val="000000"/>
+                <w:sz w:val="20"/>
+                <w:szCs w:val="20"/>
+              </w:rPr>
+              <w:t xml:space="preserve">Vocabulary: </w:t>
+            </w:r>
+            <w:r>
+              <w:rPr>
+                <w:rFonts w:ascii="Arial" w:cs="Arial" w:eastAsia="Arial" w:hAnsi="Arial"/>
+                <w:b w:val="false"/>
+                <w:bCs w:val="false"/>
+                <w:i w:val="false"/>
+                <w:iCs w:val="false"/>
+                <w:color w:val="000000"/>
+                <w:sz w:val="20"/>
+                <w:szCs w:val="20"/>
+              </w:rPr>
+              <w:t xml:space="preserve">Algorithm Selection Criteria, Input size, Current order, Memory, Stability, Speed</w:t>
+            </w:r>
+            <w:r>
+              <w:rPr>
+                <w:rFonts w:ascii="Arial" w:cs="Arial" w:eastAsia="Arial" w:hAnsi="Arial"/>
+                <w:sz w:val="20"/>
+                <w:szCs w:val="20"/>
+              </w:rPr>
+              <w:br/>
+              <w:t xml:space="preserve"/>
+            </w:r>
+            <w:r>
+              <w:rPr>
+                <w:rFonts w:ascii="Arial" w:cs="Arial" w:eastAsia="Arial" w:hAnsi="Arial"/>
+                <w:sz w:val="20"/>
+                <w:szCs w:val="20"/>
+              </w:rPr>
+              <w:br/>
+              <w:t xml:space="preserve"/>
+            </w:r>
+            <w:r>
+              <w:rPr>
+                <w:rFonts w:ascii="Arial" w:cs="Arial" w:eastAsia="Arial" w:hAnsi="Arial"/>
+                <w:b/>
+                <w:bCs/>
+                <w:i/>
+                <w:iCs/>
+                <w:color w:val="555555"/>
+                <w:sz w:val="20"/>
+                <w:szCs w:val="20"/>
+              </w:rPr>
+              <w:t xml:space="preserve">→ Live Demo — </w:t>
+            </w:r>
+            <w:r>
+              <w:rPr>
+                <w:rFonts w:ascii="Arial" w:cs="Arial" w:eastAsia="Arial" w:hAnsi="Arial"/>
+                <w:b w:val="false"/>
+                <w:bCs w:val="false"/>
+                <w:i/>
+                <w:iCs/>
+                <w:color w:val="555555"/>
+                <w:sz w:val="20"/>
+                <w:szCs w:val="20"/>
+              </w:rPr>
+              <w:t xml:space="preserve">type examples as students follow along in their own editor.</w:t>
+            </w:r>
+            <w:r>
+              <w:rPr>
+                <w:rFonts w:ascii="Arial" w:cs="Arial" w:eastAsia="Arial" w:hAnsi="Arial"/>
+                <w:sz w:val="20"/>
+                <w:szCs w:val="20"/>
+              </w:rPr>
+              <w:br/>
+              <w:t xml:space="preserve"/>
+            </w:r>
+            <w:r>
+              <w:rPr>
+                <w:rFonts w:ascii="Arial" w:cs="Arial" w:eastAsia="Arial" w:hAnsi="Arial"/>
+                <w:b/>
+                <w:bCs/>
+                <w:i/>
+                <w:iCs/>
+                <w:color w:val="555555"/>
+                <w:sz w:val="20"/>
+                <w:szCs w:val="20"/>
+              </w:rPr>
+              <w:t xml:space="preserve">→ Check for Understanding: </w:t>
+            </w:r>
+            <w:r>
+              <w:rPr>
+                <w:rFonts w:ascii="Arial" w:cs="Arial" w:eastAsia="Arial" w:hAnsi="Arial"/>
+                <w:b w:val="false"/>
+                <w:bCs w:val="false"/>
+                <w:i/>
+                <w:iCs/>
+                <w:color w:val="555555"/>
+                <w:sz w:val="20"/>
+                <w:szCs w:val="20"/>
+              </w:rPr>
+              <w:t xml:space="preserve">pause and cold-call: “Can someone explain what we just did in their own words?”</w:t>
             </w:r>
           </w:p>
         </w:tc>
@@ -377,9 +814,9 @@
               <w:right w:val="single" w:color="CCCCCC" w:sz="1"/>
             </w:tcBorders>
             <w:tcMar>
-              <w:top w:type="dxa" w:w="60"/>
+              <w:top w:type="dxa" w:w="80"/>
               <w:left w:type="dxa" w:w="120"/>
-              <w:bottom w:type="dxa" w:w="60"/>
+              <w:bottom w:type="dxa" w:w="80"/>
               <w:right w:type="dxa" w:w="120"/>
             </w:tcMar>
           </w:tcPr>
@@ -406,20 +843,90 @@
               <w:right w:val="single" w:color="CCCCCC" w:sz="1"/>
             </w:tcBorders>
             <w:tcMar>
-              <w:top w:type="dxa" w:w="60"/>
+              <w:top w:type="dxa" w:w="80"/>
               <w:left w:type="dxa" w:w="120"/>
-              <w:bottom w:type="dxa" w:w="60"/>
+              <w:bottom w:type="dxa" w:w="80"/>
               <w:right w:type="dxa" w:w="120"/>
             </w:tcMar>
           </w:tcPr>
           <w:p>
-            <w:r>
-              <w:rPr>
-                <w:rFonts w:ascii="Arial" w:cs="Arial" w:eastAsia="Arial" w:hAnsi="Arial"/>
-                <w:sz w:val="20"/>
-                <w:szCs w:val="20"/>
+            <w:pPr>
+              <w:spacing w:after="80" w:before="80"/>
+            </w:pPr>
+            <w:r>
+              <w:rPr>
+                <w:rFonts w:ascii="Arial" w:cs="Arial" w:eastAsia="Arial" w:hAnsi="Arial"/>
+                <w:b/>
+                <w:bCs/>
+                <w:i w:val="false"/>
+                <w:iCs w:val="false"/>
+                <w:color w:val="000000"/>
+                <w:sz w:val="22"/>
+                <w:szCs w:val="22"/>
               </w:rPr>
               <w:t xml:space="preserve">Guided Practice</w:t>
+            </w:r>
+            <w:r>
+              <w:rPr>
+                <w:rFonts w:ascii="Arial" w:cs="Arial" w:eastAsia="Arial" w:hAnsi="Arial"/>
+                <w:sz w:val="20"/>
+                <w:szCs w:val="20"/>
+              </w:rPr>
+              <w:br/>
+              <w:t xml:space="preserve"/>
+            </w:r>
+            <w:r>
+              <w:rPr>
+                <w:rFonts w:ascii="Arial" w:cs="Arial" w:eastAsia="Arial" w:hAnsi="Arial"/>
+                <w:sz w:val="20"/>
+                <w:szCs w:val="20"/>
+              </w:rPr>
+              <w:br/>
+              <w:t xml:space="preserve"/>
+            </w:r>
+            <w:r>
+              <w:rPr>
+                <w:rFonts w:ascii="Arial" w:cs="Arial" w:eastAsia="Arial" w:hAnsi="Arial"/>
+                <w:b w:val="false"/>
+                <w:bCs w:val="false"/>
+                <w:i w:val="false"/>
+                <w:iCs w:val="false"/>
+                <w:color w:val="000000"/>
+                <w:sz w:val="20"/>
+                <w:szCs w:val="20"/>
+              </w:rPr>
+              <w:t xml:space="preserve">Activity 1: Performance Testing</w:t>
+            </w:r>
+            <w:r>
+              <w:rPr>
+                <w:rFonts w:ascii="Arial" w:cs="Arial" w:eastAsia="Arial" w:hAnsi="Arial"/>
+                <w:sz w:val="20"/>
+                <w:szCs w:val="20"/>
+              </w:rPr>
+              <w:br/>
+              <w:t xml:space="preserve"/>
+            </w:r>
+            <w:r>
+              <w:rPr>
+                <w:rFonts w:ascii="Arial" w:cs="Arial" w:eastAsia="Arial" w:hAnsi="Arial"/>
+                <w:sz w:val="20"/>
+                <w:szCs w:val="20"/>
+              </w:rPr>
+              <w:br/>
+              <w:t xml:space="preserve"/>
+            </w:r>
+            <w:r>
+              <w:rPr>
+                <w:rFonts w:ascii="Arial" w:cs="Arial" w:eastAsia="Arial" w:hAnsi="Arial"/>
+                <w:b w:val="false"/>
+                <w:bCs w:val="false"/>
+                <w:i/>
+                <w:iCs/>
+                <w:color w:val="555555"/>
+                <w:sz w:val="20"/>
+                <w:szCs w:val="20"/>
+              </w:rPr>
+              <w:t xml:space="preserve">→ Teacher models — students try alongside, then compare results.</w:t>
             </w:r>
           </w:p>
         </w:tc>
@@ -435,9 +942,9 @@
               <w:right w:val="single" w:color="CCCCCC" w:sz="1"/>
             </w:tcBorders>
             <w:tcMar>
-              <w:top w:type="dxa" w:w="60"/>
+              <w:top w:type="dxa" w:w="80"/>
               <w:left w:type="dxa" w:w="120"/>
-              <w:bottom w:type="dxa" w:w="60"/>
+              <w:bottom w:type="dxa" w:w="80"/>
               <w:right w:type="dxa" w:w="120"/>
             </w:tcMar>
           </w:tcPr>
@@ -450,7 +957,7 @@
                 <w:sz w:val="20"/>
                 <w:szCs w:val="20"/>
               </w:rPr>
-              <w:t xml:space="preserve">15-20 min</w:t>
+              <w:t xml:space="preserve">15–20 min</w:t>
             </w:r>
           </w:p>
         </w:tc>
@@ -464,20 +971,81 @@
               <w:right w:val="single" w:color="CCCCCC" w:sz="1"/>
             </w:tcBorders>
             <w:tcMar>
-              <w:top w:type="dxa" w:w="60"/>
+              <w:top w:type="dxa" w:w="80"/>
               <w:left w:type="dxa" w:w="120"/>
-              <w:bottom w:type="dxa" w:w="60"/>
+              <w:bottom w:type="dxa" w:w="80"/>
               <w:right w:type="dxa" w:w="120"/>
             </w:tcMar>
           </w:tcPr>
           <w:p>
-            <w:r>
-              <w:rPr>
-                <w:rFonts w:ascii="Arial" w:cs="Arial" w:eastAsia="Arial" w:hAnsi="Arial"/>
-                <w:sz w:val="20"/>
-                <w:szCs w:val="20"/>
+            <w:pPr>
+              <w:spacing w:after="80" w:before="80"/>
+            </w:pPr>
+            <w:r>
+              <w:rPr>
+                <w:rFonts w:ascii="Arial" w:cs="Arial" w:eastAsia="Arial" w:hAnsi="Arial"/>
+                <w:b/>
+                <w:bCs/>
+                <w:i w:val="false"/>
+                <w:iCs w:val="false"/>
+                <w:color w:val="000000"/>
+                <w:sz w:val="22"/>
+                <w:szCs w:val="22"/>
               </w:rPr>
               <w:t xml:space="preserve">Independent Practice / Code Along</w:t>
+            </w:r>
+            <w:r>
+              <w:rPr>
+                <w:rFonts w:ascii="Arial" w:cs="Arial" w:eastAsia="Arial" w:hAnsi="Arial"/>
+                <w:sz w:val="20"/>
+                <w:szCs w:val="20"/>
+              </w:rPr>
+              <w:br/>
+              <w:t xml:space="preserve"/>
+            </w:r>
+            <w:r>
+              <w:rPr>
+                <w:rFonts w:ascii="Arial" w:cs="Arial" w:eastAsia="Arial" w:hAnsi="Arial"/>
+                <w:b w:val="false"/>
+                <w:bCs w:val="false"/>
+                <w:i w:val="false"/>
+                <w:iCs w:val="false"/>
+                <w:color w:val="000000"/>
+                <w:sz w:val="20"/>
+                <w:szCs w:val="20"/>
+              </w:rPr>
+              <w:t xml:space="preserve">    Work through problems from the day's exercise set.</w:t>
+            </w:r>
+            <w:r>
+              <w:rPr>
+                <w:rFonts w:ascii="Arial" w:cs="Arial" w:eastAsia="Arial" w:hAnsi="Arial"/>
+                <w:sz w:val="20"/>
+                <w:szCs w:val="20"/>
+              </w:rPr>
+              <w:br/>
+              <w:t xml:space="preserve"/>
+            </w:r>
+            <w:r>
+              <w:rPr>
+                <w:rFonts w:ascii="Arial" w:cs="Arial" w:eastAsia="Arial" w:hAnsi="Arial"/>
+                <w:sz w:val="20"/>
+                <w:szCs w:val="20"/>
+              </w:rPr>
+              <w:br/>
+              <w:t xml:space="preserve"/>
+            </w:r>
+            <w:r>
+              <w:rPr>
+                <w:rFonts w:ascii="Arial" w:cs="Arial" w:eastAsia="Arial" w:hAnsi="Arial"/>
+                <w:b w:val="false"/>
+                <w:bCs w:val="false"/>
+                <w:i/>
+                <w:iCs/>
+                <w:color w:val="555555"/>
+                <w:sz w:val="20"/>
+                <w:szCs w:val="20"/>
+              </w:rPr>
+              <w:t xml:space="preserve">→ Teacher circulates — offer hints, check for understanding.</w:t>
             </w:r>
           </w:p>
         </w:tc>
@@ -493,9 +1061,9 @@
               <w:right w:val="single" w:color="CCCCCC" w:sz="1"/>
             </w:tcBorders>
             <w:tcMar>
-              <w:top w:type="dxa" w:w="60"/>
+              <w:top w:type="dxa" w:w="80"/>
               <w:left w:type="dxa" w:w="120"/>
-              <w:bottom w:type="dxa" w:w="60"/>
+              <w:bottom w:type="dxa" w:w="80"/>
               <w:right w:type="dxa" w:w="120"/>
             </w:tcMar>
           </w:tcPr>
@@ -522,20 +1090,90 @@
               <w:right w:val="single" w:color="CCCCCC" w:sz="1"/>
             </w:tcBorders>
             <w:tcMar>
-              <w:top w:type="dxa" w:w="60"/>
+              <w:top w:type="dxa" w:w="80"/>
               <w:left w:type="dxa" w:w="120"/>
-              <w:bottom w:type="dxa" w:w="60"/>
+              <w:bottom w:type="dxa" w:w="80"/>
               <w:right w:type="dxa" w:w="120"/>
             </w:tcMar>
           </w:tcPr>
           <w:p>
-            <w:r>
-              <w:rPr>
-                <w:rFonts w:ascii="Arial" w:cs="Arial" w:eastAsia="Arial" w:hAnsi="Arial"/>
-                <w:sz w:val="20"/>
-                <w:szCs w:val="20"/>
+            <w:pPr>
+              <w:spacing w:after="80" w:before="80"/>
+            </w:pPr>
+            <w:r>
+              <w:rPr>
+                <w:rFonts w:ascii="Arial" w:cs="Arial" w:eastAsia="Arial" w:hAnsi="Arial"/>
+                <w:b/>
+                <w:bCs/>
+                <w:i w:val="false"/>
+                <w:iCs w:val="false"/>
+                <w:color w:val="000000"/>
+                <w:sz w:val="22"/>
+                <w:szCs w:val="22"/>
               </w:rPr>
               <w:t xml:space="preserve">Exit Ticket / Wrap-Up</w:t>
+            </w:r>
+            <w:r>
+              <w:rPr>
+                <w:rFonts w:ascii="Arial" w:cs="Arial" w:eastAsia="Arial" w:hAnsi="Arial"/>
+                <w:sz w:val="20"/>
+                <w:szCs w:val="20"/>
+              </w:rPr>
+              <w:br/>
+              <w:t xml:space="preserve"/>
+            </w:r>
+            <w:r>
+              <w:rPr>
+                <w:rFonts w:ascii="Arial" w:cs="Arial" w:eastAsia="Arial" w:hAnsi="Arial"/>
+                <w:sz w:val="20"/>
+                <w:szCs w:val="20"/>
+              </w:rPr>
+              <w:br/>
+              <w:t xml:space="preserve"/>
+            </w:r>
+            <w:r>
+              <w:rPr>
+                <w:rFonts w:ascii="Arial" w:cs="Arial" w:eastAsia="Arial" w:hAnsi="Arial"/>
+                <w:b w:val="false"/>
+                <w:bCs w:val="false"/>
+                <w:i w:val="false"/>
+                <w:iCs w:val="false"/>
+                <w:color w:val="000000"/>
+                <w:sz w:val="20"/>
+                <w:szCs w:val="20"/>
+              </w:rPr>
+              <w:t xml:space="preserve">Quick Check: Choose the right sorting algorithm based on data size, current order, and performance needs?</w:t>
+            </w:r>
+            <w:r>
+              <w:rPr>
+                <w:rFonts w:ascii="Arial" w:cs="Arial" w:eastAsia="Arial" w:hAnsi="Arial"/>
+                <w:sz w:val="20"/>
+                <w:szCs w:val="20"/>
+              </w:rPr>
+              <w:br/>
+              <w:t xml:space="preserve"/>
+            </w:r>
+            <w:r>
+              <w:rPr>
+                <w:rFonts w:ascii="Arial" w:cs="Arial" w:eastAsia="Arial" w:hAnsi="Arial"/>
+                <w:sz w:val="20"/>
+                <w:szCs w:val="20"/>
+              </w:rPr>
+              <w:br/>
+              <w:t xml:space="preserve"/>
+            </w:r>
+            <w:r>
+              <w:rPr>
+                <w:rFonts w:ascii="Arial" w:cs="Arial" w:eastAsia="Arial" w:hAnsi="Arial"/>
+                <w:b w:val="false"/>
+                <w:bCs w:val="false"/>
+                <w:i/>
+                <w:iCs/>
+                <w:color w:val="555555"/>
+                <w:sz w:val="20"/>
+                <w:szCs w:val="20"/>
+              </w:rPr>
+              <w:t xml:space="preserve">→ 3–2–1: Name 3 things learned, 2 new vocab words, 1 question you still have.</w:t>
             </w:r>
           </w:p>
         </w:tc>
@@ -829,19 +1467,6 @@
                 <w:sz w:val="18"/>
                 <w:szCs w:val="18"/>
               </w:rPr>
-              <w:t xml:space="preserve"># Performance comparison function</w:t>
-            </w:r>
-          </w:p>
-          <w:p>
-            <w:pPr>
-              <w:spacing w:after="20"/>
-            </w:pPr>
-            <w:r>
-              <w:rPr>
-                <w:rFonts w:ascii="Courier New" w:cs="Courier New" w:eastAsia="Courier New" w:hAnsi="Courier New"/>
-                <w:sz w:val="18"/>
-                <w:szCs w:val="18"/>
-              </w:rPr>
               <w:t xml:space="preserve">import time</w:t>
             </w:r>
           </w:p>
@@ -1531,7 +2156,7 @@
                 <w:sz w:val="18"/>
                 <w:szCs w:val="18"/>
               </w:rPr>
-              <w:t xml:space="preserve"># Compare performance</w:t>
+              <w:t xml:space="preserve"> </w:t>
             </w:r>
           </w:p>
           <w:p>
@@ -2103,7 +2728,7 @@
                 <w:sz w:val="18"/>
                 <w:szCs w:val="18"/>
               </w:rPr>
-              <w:t xml:space="preserve"># Recommendation guide</w:t>
+              <w:t xml:space="preserve"> </w:t>
             </w:r>
           </w:p>
           <w:p>
@@ -2337,7 +2962,7 @@
                 <w:sz w:val="18"/>
                 <w:szCs w:val="18"/>
               </w:rPr>
-              <w:t xml:space="preserve"># Test recommendation</w:t>
+              <w:t xml:space="preserve"> </w:t>
             </w:r>
           </w:p>
           <w:p>
@@ -2495,19 +3120,6 @@
                 <w:sz w:val="18"/>
                 <w:szCs w:val="18"/>
               </w:rPr>
-              <w:t xml:space="preserve"># Beginner - Compare swaps</w:t>
-            </w:r>
-          </w:p>
-          <w:p>
-            <w:pPr>
-              <w:spacing w:after="20"/>
-            </w:pPr>
-            <w:r>
-              <w:rPr>
-                <w:rFonts w:ascii="Courier New" w:cs="Courier New" w:eastAsia="Courier New" w:hAnsi="Courier New"/>
-                <w:sz w:val="18"/>
-                <w:szCs w:val="18"/>
-              </w:rPr>
               <w:t xml:space="preserve">def test_all_three(arr):</w:t>
             </w:r>
           </w:p>
@@ -2703,7 +3315,7 @@
                 <w:sz w:val="18"/>
                 <w:szCs w:val="18"/>
               </w:rPr>
-              <w:t xml:space="preserve"># Intermediate</w:t>
+              <w:t xml:space="preserve"> </w:t>
             </w:r>
           </w:p>
           <w:p>
@@ -2769,110 +3381,6 @@
                 <w:szCs w:val="18"/>
               </w:rPr>
               <w:t xml:space="preserve">    return correct_pairs / (len(arr) - 1) &gt;= threshold</w:t>
-            </w:r>
-          </w:p>
-          <w:p>
-            <w:pPr>
-              <w:spacing w:after="20"/>
-            </w:pPr>
-            <w:r>
-              <w:rPr>
-                <w:rFonts w:ascii="Courier New" w:cs="Courier New" w:eastAsia="Courier New" w:hAnsi="Courier New"/>
-                <w:sz w:val="18"/>
-                <w:szCs w:val="18"/>
-              </w:rPr>
-              <w:t xml:space="preserve"> </w:t>
-            </w:r>
-          </w:p>
-          <w:p>
-            <w:pPr>
-              <w:spacing w:after="20"/>
-            </w:pPr>
-            <w:r>
-              <w:rPr>
-                <w:rFonts w:ascii="Courier New" w:cs="Courier New" w:eastAsia="Courier New" w:hAnsi="Courier New"/>
-                <w:sz w:val="18"/>
-                <w:szCs w:val="18"/>
-              </w:rPr>
-              <w:t xml:space="preserve"># Challenge</w:t>
-            </w:r>
-          </w:p>
-          <w:p>
-            <w:pPr>
-              <w:spacing w:after="20"/>
-            </w:pPr>
-            <w:r>
-              <w:rPr>
-                <w:rFonts w:ascii="Courier New" w:cs="Courier New" w:eastAsia="Courier New" w:hAnsi="Courier New"/>
-                <w:sz w:val="18"/>
-                <w:szCs w:val="18"/>
-              </w:rPr>
-              <w:t xml:space="preserve"># For k% sorted array:</w:t>
-            </w:r>
-          </w:p>
-          <w:p>
-            <w:pPr>
-              <w:spacing w:after="20"/>
-            </w:pPr>
-            <w:r>
-              <w:rPr>
-                <w:rFonts w:ascii="Courier New" w:cs="Courier New" w:eastAsia="Courier New" w:hAnsi="Courier New"/>
-                <w:sz w:val="18"/>
-                <w:szCs w:val="18"/>
-              </w:rPr>
-              <w:t xml:space="preserve"># Insertion sort: Operations ≈ k * (n-1) + (1-k) * n²/2</w:t>
-            </w:r>
-          </w:p>
-          <w:p>
-            <w:pPr>
-              <w:spacing w:after="20"/>
-            </w:pPr>
-            <w:r>
-              <w:rPr>
-                <w:rFonts w:ascii="Courier New" w:cs="Courier New" w:eastAsia="Courier New" w:hAnsi="Courier New"/>
-                <w:sz w:val="18"/>
-                <w:szCs w:val="18"/>
-              </w:rPr>
-              <w:t xml:space="preserve">#                 → O(n) when k=100%, O(n²) when k=0%</w:t>
-            </w:r>
-          </w:p>
-          <w:p>
-            <w:pPr>
-              <w:spacing w:after="20"/>
-            </w:pPr>
-            <w:r>
-              <w:rPr>
-                <w:rFonts w:ascii="Courier New" w:cs="Courier New" w:eastAsia="Courier New" w:hAnsi="Courier New"/>
-                <w:sz w:val="18"/>
-                <w:szCs w:val="18"/>
-              </w:rPr>
-              <w:t xml:space="preserve"># Selection sort: Always (n-1) + (n-2) + ... + 1 = n²/2</w:t>
-            </w:r>
-          </w:p>
-          <w:p>
-            <w:pPr>
-              <w:spacing w:after="20"/>
-            </w:pPr>
-            <w:r>
-              <w:rPr>
-                <w:rFonts w:ascii="Courier New" w:cs="Courier New" w:eastAsia="Courier New" w:hAnsi="Courier New"/>
-                <w:sz w:val="18"/>
-                <w:szCs w:val="18"/>
-              </w:rPr>
-              <w:t xml:space="preserve">#                 → O(n²) always</w:t>
-            </w:r>
-          </w:p>
-          <w:p>
-            <w:pPr>
-              <w:spacing w:after="20"/>
-            </w:pPr>
-            <w:r>
-              <w:rPr>
-                <w:rFonts w:ascii="Courier New" w:cs="Courier New" w:eastAsia="Courier New" w:hAnsi="Courier New"/>
-                <w:sz w:val="18"/>
-                <w:szCs w:val="18"/>
-              </w:rPr>
-              <w:t xml:space="preserve"># Insertion is faster when k is high (almost sorted)</w:t>
             </w:r>
           </w:p>
         </w:tc>

--- a/Coding 2 - year/Unit 5 - Sorting Searching & Recursion/Daily Lesson Plans/Word/Day 12.docx
+++ b/Coding 2 - year/Unit 5 - Sorting Searching & Recursion/Daily Lesson Plans/Word/Day 12.docx
@@ -380,7 +380,7 @@
                 <w:sz w:val="20"/>
                 <w:szCs w:val="20"/>
               </w:rPr>
-              <w:t xml:space="preserve">    In your own words: Choose the right sorting algorithm based on data size, current order, and performance needs?</w:t>
+              <w:t xml:space="preserve">    What factors would help you choose the right sorting algorithm based on data size, current order, and performance needs? What trade-offs might you consider?</w:t>
             </w:r>
             <w:r>
               <w:rPr>
@@ -477,7 +477,7 @@
                 <w:sz w:val="20"/>
                 <w:szCs w:val="20"/>
               </w:rPr>
-              <w:t xml:space="preserve">Today's Goal: By the end of class you will be able to choose the right sorting algorithm based on data size, current order, and performance needs.</w:t>
+              <w:t xml:space="preserve">Today’s Goal: By the end of class you will be able to choose the right sorting algorithm based on data size, current order, and performance needs.</w:t>
             </w:r>
             <w:r>
               <w:rPr>
@@ -1142,7 +1142,7 @@
                 <w:sz w:val="20"/>
                 <w:szCs w:val="20"/>
               </w:rPr>
-              <w:t xml:space="preserve">Quick Check: Choose the right sorting algorithm based on data size, current order, and performance needs?</w:t>
+              <w:t xml:space="preserve">What's one decision you made in your code today and why did you make it?</w:t>
             </w:r>
             <w:r>
               <w:rPr>

--- a/Coding 2 - year/Unit 5 - Sorting Searching & Recursion/Daily Lesson Plans/Word/Day 12.docx
+++ b/Coding 2 - year/Unit 5 - Sorting Searching & Recursion/Daily Lesson Plans/Word/Day 12.docx
@@ -706,6 +706,147 @@
                 <w:sz w:val="20"/>
                 <w:szCs w:val="20"/>
               </w:rPr>
+              <w:t xml:space="preserve">Key Concepts:</w:t>
+            </w:r>
+            <w:r>
+              <w:rPr>
+                <w:rFonts w:ascii="Arial" w:cs="Arial" w:eastAsia="Arial" w:hAnsi="Arial"/>
+                <w:sz w:val="20"/>
+                <w:szCs w:val="20"/>
+              </w:rPr>
+              <w:br/>
+              <w:t xml:space="preserve"/>
+            </w:r>
+            <w:r>
+              <w:rPr>
+                <w:rFonts w:ascii="Arial" w:cs="Arial" w:eastAsia="Arial" w:hAnsi="Arial"/>
+                <w:b w:val="false"/>
+                <w:bCs w:val="false"/>
+                <w:i w:val="false"/>
+                <w:iCs w:val="false"/>
+                <w:color w:val="000000"/>
+                <w:sz w:val="20"/>
+                <w:szCs w:val="20"/>
+              </w:rPr>
+              <w:t xml:space="preserve">    • Input size: Small (&lt; 100) vs. large (&gt; 1000)</w:t>
+            </w:r>
+            <w:r>
+              <w:rPr>
+                <w:rFonts w:ascii="Arial" w:cs="Arial" w:eastAsia="Arial" w:hAnsi="Arial"/>
+                <w:sz w:val="20"/>
+                <w:szCs w:val="20"/>
+              </w:rPr>
+              <w:br/>
+              <w:t xml:space="preserve"/>
+            </w:r>
+            <w:r>
+              <w:rPr>
+                <w:rFonts w:ascii="Arial" w:cs="Arial" w:eastAsia="Arial" w:hAnsi="Arial"/>
+                <w:b w:val="false"/>
+                <w:bCs w:val="false"/>
+                <w:i w:val="false"/>
+                <w:iCs w:val="false"/>
+                <w:color w:val="000000"/>
+                <w:sz w:val="20"/>
+                <w:szCs w:val="20"/>
+              </w:rPr>
+              <w:t xml:space="preserve">    • Current order: Sorted, reversed, or random</w:t>
+            </w:r>
+            <w:r>
+              <w:rPr>
+                <w:rFonts w:ascii="Arial" w:cs="Arial" w:eastAsia="Arial" w:hAnsi="Arial"/>
+                <w:sz w:val="20"/>
+                <w:szCs w:val="20"/>
+              </w:rPr>
+              <w:br/>
+              <w:t xml:space="preserve"/>
+            </w:r>
+            <w:r>
+              <w:rPr>
+                <w:rFonts w:ascii="Arial" w:cs="Arial" w:eastAsia="Arial" w:hAnsi="Arial"/>
+                <w:b w:val="false"/>
+                <w:bCs w:val="false"/>
+                <w:i w:val="false"/>
+                <w:iCs w:val="false"/>
+                <w:color w:val="000000"/>
+                <w:sz w:val="20"/>
+                <w:szCs w:val="20"/>
+              </w:rPr>
+              <w:t xml:space="preserve">    • Memory: Can we use extra space?</w:t>
+            </w:r>
+            <w:r>
+              <w:rPr>
+                <w:rFonts w:ascii="Arial" w:cs="Arial" w:eastAsia="Arial" w:hAnsi="Arial"/>
+                <w:sz w:val="20"/>
+                <w:szCs w:val="20"/>
+              </w:rPr>
+              <w:br/>
+              <w:t xml:space="preserve"/>
+            </w:r>
+            <w:r>
+              <w:rPr>
+                <w:rFonts w:ascii="Arial" w:cs="Arial" w:eastAsia="Arial" w:hAnsi="Arial"/>
+                <w:b w:val="false"/>
+                <w:bCs w:val="false"/>
+                <w:i w:val="false"/>
+                <w:iCs w:val="false"/>
+                <w:color w:val="000000"/>
+                <w:sz w:val="20"/>
+                <w:szCs w:val="20"/>
+              </w:rPr>
+              <w:t xml:space="preserve">    • Stability: Does order of equal elements matter?</w:t>
+            </w:r>
+            <w:r>
+              <w:rPr>
+                <w:rFonts w:ascii="Arial" w:cs="Arial" w:eastAsia="Arial" w:hAnsi="Arial"/>
+                <w:sz w:val="20"/>
+                <w:szCs w:val="20"/>
+              </w:rPr>
+              <w:br/>
+              <w:t xml:space="preserve"/>
+            </w:r>
+            <w:r>
+              <w:rPr>
+                <w:rFonts w:ascii="Arial" w:cs="Arial" w:eastAsia="Arial" w:hAnsi="Arial"/>
+                <w:b w:val="false"/>
+                <w:bCs w:val="false"/>
+                <w:i w:val="false"/>
+                <w:iCs w:val="false"/>
+                <w:color w:val="000000"/>
+                <w:sz w:val="20"/>
+                <w:szCs w:val="20"/>
+              </w:rPr>
+              <w:t xml:space="preserve">    • Speed: Do we need O(n log n) or is O(n²) acceptable?</w:t>
+            </w:r>
+            <w:r>
+              <w:rPr>
+                <w:rFonts w:ascii="Arial" w:cs="Arial" w:eastAsia="Arial" w:hAnsi="Arial"/>
+                <w:sz w:val="20"/>
+                <w:szCs w:val="20"/>
+              </w:rPr>
+              <w:br/>
+              <w:t xml:space="preserve"/>
+            </w:r>
+            <w:r>
+              <w:rPr>
+                <w:rFonts w:ascii="Arial" w:cs="Arial" w:eastAsia="Arial" w:hAnsi="Arial"/>
+                <w:sz w:val="20"/>
+                <w:szCs w:val="20"/>
+              </w:rPr>
+              <w:br/>
+              <w:t xml:space="preserve"/>
+            </w:r>
+            <w:r>
+              <w:rPr>
+                <w:rFonts w:ascii="Arial" w:cs="Arial" w:eastAsia="Arial" w:hAnsi="Arial"/>
+                <w:b/>
+                <w:bCs/>
+                <w:i w:val="false"/>
+                <w:iCs w:val="false"/>
+                <w:color w:val="000000"/>
+                <w:sz w:val="20"/>
+                <w:szCs w:val="20"/>
+              </w:rPr>
               <w:t xml:space="preserve">Vocabulary: </w:t>
             </w:r>
             <w:r>
@@ -1006,6 +1147,19 @@
             <w:r>
               <w:rPr>
                 <w:rFonts w:ascii="Arial" w:cs="Arial" w:eastAsia="Arial" w:hAnsi="Arial"/>
+                <w:b/>
+                <w:bCs/>
+                <w:i w:val="false"/>
+                <w:iCs w:val="false"/>
+                <w:color w:val="000000"/>
+                <w:sz w:val="20"/>
+                <w:szCs w:val="20"/>
+              </w:rPr>
+              <w:t xml:space="preserve">    Beginner: </w:t>
+            </w:r>
+            <w:r>
+              <w:rPr>
+                <w:rFonts w:ascii="Arial" w:cs="Arial" w:eastAsia="Arial" w:hAnsi="Arial"/>
                 <w:b w:val="false"/>
                 <w:bCs w:val="false"/>
                 <w:i w:val="false"/>
@@ -1014,7 +1168,77 @@
                 <w:sz w:val="20"/>
                 <w:szCs w:val="20"/>
               </w:rPr>
-              <w:t xml:space="preserve">    Work through problems from the day's exercise set.</w:t>
+              <w:t xml:space="preserve">Implement all three algorithms (bubble, selection, insertion) and test them on [9, 3, 7, 1, 5]. Which makes the fewest swaps?</w:t>
+            </w:r>
+            <w:r>
+              <w:rPr>
+                <w:rFonts w:ascii="Arial" w:cs="Arial" w:eastAsia="Arial" w:hAnsi="Arial"/>
+                <w:sz w:val="20"/>
+                <w:szCs w:val="20"/>
+              </w:rPr>
+              <w:br/>
+              <w:t xml:space="preserve"/>
+            </w:r>
+            <w:r>
+              <w:rPr>
+                <w:rFonts w:ascii="Arial" w:cs="Arial" w:eastAsia="Arial" w:hAnsi="Arial"/>
+                <w:b/>
+                <w:bCs/>
+                <w:i w:val="false"/>
+                <w:iCs w:val="false"/>
+                <w:color w:val="000000"/>
+                <w:sz w:val="20"/>
+                <w:szCs w:val="20"/>
+              </w:rPr>
+              <w:t xml:space="preserve">    Intermediate: </w:t>
+            </w:r>
+            <w:r>
+              <w:rPr>
+                <w:rFonts w:ascii="Arial" w:cs="Arial" w:eastAsia="Arial" w:hAnsi="Arial"/>
+                <w:b w:val="false"/>
+                <w:bCs w:val="false"/>
+                <w:i w:val="false"/>
+                <w:iCs w:val="false"/>
+                <w:color w:val="000000"/>
+                <w:sz w:val="20"/>
+                <w:szCs w:val="20"/>
+              </w:rPr>
+              <w:t xml:space="preserve">Write a function that detects if an array is nearly sorted (&gt;90% sorted). Use this to recommend which algorithm to use.</w:t>
+            </w:r>
+            <w:r>
+              <w:rPr>
+                <w:rFonts w:ascii="Arial" w:cs="Arial" w:eastAsia="Arial" w:hAnsi="Arial"/>
+                <w:sz w:val="20"/>
+                <w:szCs w:val="20"/>
+              </w:rPr>
+              <w:br/>
+              <w:t xml:space="preserve"/>
+            </w:r>
+            <w:r>
+              <w:rPr>
+                <w:rFonts w:ascii="Arial" w:cs="Arial" w:eastAsia="Arial" w:hAnsi="Arial"/>
+                <w:b/>
+                <w:bCs/>
+                <w:i w:val="false"/>
+                <w:iCs w:val="false"/>
+                <w:color w:val="000000"/>
+                <w:sz w:val="20"/>
+                <w:szCs w:val="20"/>
+              </w:rPr>
+              <w:t xml:space="preserve">    Challenge: </w:t>
+            </w:r>
+            <w:r>
+              <w:rPr>
+                <w:rFonts w:ascii="Arial" w:cs="Arial" w:eastAsia="Arial" w:hAnsi="Arial"/>
+                <w:b w:val="false"/>
+                <w:bCs w:val="false"/>
+                <w:i w:val="false"/>
+                <w:iCs w:val="false"/>
+                <w:color w:val="000000"/>
+                <w:sz w:val="20"/>
+                <w:szCs w:val="20"/>
+              </w:rPr>
+              <w:t xml:space="preserve">For an array of size n that is k% sorted, estimate the number of operations for each algorithm. When is insertion sort faster than selection…</w:t>
             </w:r>
             <w:r>
               <w:rPr>
@@ -3609,6 +3833,94 @@
       <w:pPr>
         <w:spacing w:after="160"/>
       </w:pPr>
+    </w:p>
+    <w:p>
+      <w:pPr>
+        <w:pBdr>
+          <w:bottom w:val="single" w:color="1B7A4A" w:sz="4" w:space="4"/>
+        </w:pBdr>
+        <w:spacing w:after="100" w:before="120"/>
+      </w:pPr>
+      <w:r>
+        <w:rPr>
+          <w:rFonts w:ascii="Arial" w:cs="Arial" w:eastAsia="Arial" w:hAnsi="Arial"/>
+          <w:b/>
+          <w:bCs/>
+          <w:color w:val="1B7A4A"/>
+          <w:sz w:val="24"/>
+          <w:szCs w:val="24"/>
+        </w:rPr>
+        <w:t xml:space="preserve">Practice Problems</w:t>
+      </w:r>
+    </w:p>
+    <w:p>
+      <w:pPr>
+        <w:spacing w:after="80"/>
+      </w:pPr>
+      <w:r>
+        <w:rPr>
+          <w:rFonts w:ascii="Arial" w:cs="Arial" w:eastAsia="Arial" w:hAnsi="Arial"/>
+          <w:b/>
+          <w:bCs/>
+          <w:sz w:val="20"/>
+          <w:szCs w:val="20"/>
+        </w:rPr>
+        <w:t xml:space="preserve">Problem 1: </w:t>
+      </w:r>
+      <w:r>
+        <w:rPr>
+          <w:rFonts w:ascii="Arial" w:cs="Arial" w:eastAsia="Arial" w:hAnsi="Arial"/>
+          <w:sz w:val="20"/>
+          <w:szCs w:val="20"/>
+        </w:rPr>
+        <w:t xml:space="preserve">Beginner:  Implement all three algorithms (bubble, selection, insertion) and test them on [9, 3, 7, 1, 5]. Which makes the fewest swaps?</w:t>
+      </w:r>
+    </w:p>
+    <w:p>
+      <w:pPr>
+        <w:spacing w:after="80"/>
+      </w:pPr>
+      <w:r>
+        <w:rPr>
+          <w:rFonts w:ascii="Arial" w:cs="Arial" w:eastAsia="Arial" w:hAnsi="Arial"/>
+          <w:b/>
+          <w:bCs/>
+          <w:sz w:val="20"/>
+          <w:szCs w:val="20"/>
+        </w:rPr>
+        <w:t xml:space="preserve">Problem 2: </w:t>
+      </w:r>
+      <w:r>
+        <w:rPr>
+          <w:rFonts w:ascii="Arial" w:cs="Arial" w:eastAsia="Arial" w:hAnsi="Arial"/>
+          <w:sz w:val="20"/>
+          <w:szCs w:val="20"/>
+        </w:rPr>
+        <w:t xml:space="preserve">Intermediate:  Write a function that detects if an array is nearly sorted (&gt;90% sorted). Use this to recommend which algorithm to use.</w:t>
+      </w:r>
+    </w:p>
+    <w:p>
+      <w:pPr>
+        <w:spacing w:after="80"/>
+      </w:pPr>
+      <w:r>
+        <w:rPr>
+          <w:rFonts w:ascii="Arial" w:cs="Arial" w:eastAsia="Arial" w:hAnsi="Arial"/>
+          <w:b/>
+          <w:bCs/>
+          <w:sz w:val="20"/>
+          <w:szCs w:val="20"/>
+        </w:rPr>
+        <w:t xml:space="preserve">Problem 3: </w:t>
+      </w:r>
+      <w:r>
+        <w:rPr>
+          <w:rFonts w:ascii="Arial" w:cs="Arial" w:eastAsia="Arial" w:hAnsi="Arial"/>
+          <w:sz w:val="20"/>
+          <w:szCs w:val="20"/>
+        </w:rPr>
+        <w:t xml:space="preserve">Challenge:  For an array of size n that is k% sorted, estimate the number of operations for each algorithm. When is insertion sort faster than selection sort?</w:t>
+      </w:r>
     </w:p>
     <w:p>
       <w:pPr>
